--- a/informes-growth/rolls-royce-2026-10-14/Rolls-Royce - growth - 2026-10-14.docx
+++ b/informes-growth/rolls-royce-2026-10-14/Rolls-Royce - growth - 2026-10-14.docx
@@ -3091,7 +3091,7 @@
         <w:t xml:space="preserve"> </w:t>
       </w:r>
       <w:r>
-        <w:t xml:space="preserve">Nu (+19 %), Axon (+36 %), Shopify (+18 %), Snowflake (+13 %) y Samsara (+15 %) al precio actual con v11. Liquidez ≈ 27 EUR: solo se entra sustituyendo.</w:t>
+        <w:t xml:space="preserve">Nu (+19 %), Axon (+36 %), Shopify (+18 %), Snowflake (+13 %) y Samsara (+15 %) al precio actual con v11. Liquidez libre casi nula: solo se entra sustituyendo.</w:t>
       </w:r>
     </w:p>
     <w:p>
